--- a/templates/3-side/contracts/Template_3_side_document_design.docx
+++ b/templates/3-side/contracts/Template_3_side_document_design.docx
@@ -3489,43 +3489,9 @@
           <w:sz w:val="24"/>
           <w:szCs w:val="24"/>
         </w:rPr>
-        <w:t>1. Изготовление рекламно-информационной и/или сувенирной продукции:</w:t>
-      </w:r>
-    </w:p>
-    <w:p>
-      <w:pPr>
-        <w:spacing w:after="0" w:line="276" w:lineRule="auto"/>
-        <w:ind w:firstLine="708"/>
-        <w:rPr>
-          <w:rFonts w:ascii="Times New Roman" w:hAnsi="Times New Roman" w:cs="Times New Roman"/>
-          <w:sz w:val="24"/>
-          <w:szCs w:val="24"/>
-        </w:rPr>
-      </w:pPr>
-      <w:r>
-        <w:rPr>
-          <w:rFonts w:ascii="Times New Roman" w:hAnsi="Times New Roman" w:cs="Times New Roman"/>
-          <w:sz w:val="24"/>
-          <w:szCs w:val="24"/>
-        </w:rPr>
-        <w:t>Исполнитель передает Получателю услуг право собственности на результат услуг как объект интеллектуальной собственности в момент подписания акта оказанных услуг.</w:t>
-      </w:r>
-    </w:p>
-    <w:p>
-      <w:pPr>
-        <w:spacing w:after="0" w:line="276" w:lineRule="auto"/>
-        <w:rPr>
-          <w:rFonts w:ascii="Times New Roman" w:hAnsi="Times New Roman" w:cs="Times New Roman"/>
-          <w:b/>
-          <w:sz w:val="24"/>
-          <w:szCs w:val="24"/>
-        </w:rPr>
-      </w:pPr>
-    </w:p>
-    <w:p>
-      <w:pPr>
-        <w:spacing w:after="0" w:line="276" w:lineRule="auto"/>
-        <w:ind w:firstLine="708"/>
+        <w:t xml:space="preserve">1. Изготовление </w:t>
+      </w:r>
+      <w:r>
         <w:rPr>
           <w:rFonts w:ascii="Times New Roman" w:hAnsi="Times New Roman" w:cs="Times New Roman"/>
           <w:b/>
@@ -3533,7 +3499,8 @@
           <w:sz w:val="24"/>
           <w:szCs w:val="24"/>
         </w:rPr>
-      </w:pPr>
+        <w:t>дизайна/инфографики</w:t>
+      </w:r>
       <w:r>
         <w:rPr>
           <w:rFonts w:ascii="Times New Roman" w:hAnsi="Times New Roman" w:cs="Times New Roman"/>
@@ -3542,7 +3509,80 @@
           <w:sz w:val="24"/>
           <w:szCs w:val="24"/>
         </w:rPr>
-        <w:t>2. Требования к описанию изготавливаемой сувенирной продукции:</w:t>
+        <w:t>:</w:t>
+      </w:r>
+    </w:p>
+    <w:p>
+      <w:pPr>
+        <w:spacing w:after="0" w:line="276" w:lineRule="auto"/>
+        <w:ind w:firstLine="708"/>
+        <w:rPr>
+          <w:rFonts w:ascii="Times New Roman" w:hAnsi="Times New Roman" w:cs="Times New Roman"/>
+          <w:sz w:val="24"/>
+          <w:szCs w:val="24"/>
+        </w:rPr>
+      </w:pPr>
+      <w:r>
+        <w:rPr>
+          <w:rFonts w:ascii="Times New Roman" w:hAnsi="Times New Roman" w:cs="Times New Roman"/>
+          <w:sz w:val="24"/>
+          <w:szCs w:val="24"/>
+        </w:rPr>
+        <w:t>Исполнитель передает Получателю услуг право собственности на результат услуг как объект интеллектуальной собственности в момент подписания акта оказанных услуг.</w:t>
+      </w:r>
+    </w:p>
+    <w:p>
+      <w:pPr>
+        <w:spacing w:after="0" w:line="276" w:lineRule="auto"/>
+        <w:rPr>
+          <w:rFonts w:ascii="Times New Roman" w:hAnsi="Times New Roman" w:cs="Times New Roman"/>
+          <w:b/>
+          <w:sz w:val="24"/>
+          <w:szCs w:val="24"/>
+        </w:rPr>
+      </w:pPr>
+    </w:p>
+    <w:p>
+      <w:pPr>
+        <w:spacing w:after="0" w:line="276" w:lineRule="auto"/>
+        <w:ind w:firstLine="708"/>
+        <w:rPr>
+          <w:rFonts w:ascii="Times New Roman" w:hAnsi="Times New Roman" w:cs="Times New Roman"/>
+          <w:b/>
+          <w:bCs/>
+          <w:sz w:val="24"/>
+          <w:szCs w:val="24"/>
+        </w:rPr>
+      </w:pPr>
+      <w:r>
+        <w:rPr>
+          <w:rFonts w:ascii="Times New Roman" w:hAnsi="Times New Roman" w:cs="Times New Roman"/>
+          <w:b/>
+          <w:bCs/>
+          <w:sz w:val="24"/>
+          <w:szCs w:val="24"/>
+        </w:rPr>
+        <w:t xml:space="preserve">2. Требования к описанию </w:t>
+      </w:r>
+      <w:r>
+        <w:rPr>
+          <w:rFonts w:ascii="Times New Roman" w:hAnsi="Times New Roman" w:cs="Times New Roman"/>
+          <w:b/>
+          <w:bCs/>
+          <w:sz w:val="24"/>
+          <w:szCs w:val="24"/>
+        </w:rPr>
+        <w:t>дизайна/инфографики</w:t>
+      </w:r>
+      <w:r>
+        <w:rPr>
+          <w:rFonts w:ascii="Times New Roman" w:hAnsi="Times New Roman" w:cs="Times New Roman"/>
+          <w:b/>
+          <w:bCs/>
+          <w:sz w:val="24"/>
+          <w:szCs w:val="24"/>
+        </w:rPr>
+        <w:t>:</w:t>
       </w:r>
     </w:p>
     <w:p>
@@ -4190,308 +4230,6 @@
           <w:szCs w:val="24"/>
         </w:rPr>
       </w:pPr>
-    </w:p>
-    <w:p>
-      <w:pPr>
-        <w:spacing w:after="0" w:line="276" w:lineRule="auto"/>
-        <w:ind w:firstLine="708"/>
-        <w:rPr>
-          <w:rFonts w:ascii="Times New Roman" w:hAnsi="Times New Roman" w:cs="Times New Roman"/>
-          <w:b/>
-          <w:sz w:val="24"/>
-          <w:szCs w:val="24"/>
-        </w:rPr>
-      </w:pPr>
-      <w:r>
-        <w:rPr>
-          <w:rFonts w:ascii="Times New Roman" w:hAnsi="Times New Roman" w:cs="Times New Roman"/>
-          <w:b/>
-          <w:sz w:val="24"/>
-          <w:szCs w:val="24"/>
-        </w:rPr>
-        <w:t>3. Требования к сувенирной продукции в рамках оказания Услуг</w:t>
-      </w:r>
-    </w:p>
-    <w:p>
-      <w:pPr>
-        <w:spacing w:after="0" w:line="276" w:lineRule="auto"/>
-        <w:ind w:firstLine="708"/>
-        <w:rPr>
-          <w:rFonts w:ascii="Times New Roman" w:hAnsi="Times New Roman" w:cs="Times New Roman"/>
-          <w:bCs/>
-          <w:iCs/>
-          <w:sz w:val="24"/>
-          <w:szCs w:val="24"/>
-        </w:rPr>
-      </w:pPr>
-      <w:r>
-        <w:rPr>
-          <w:rFonts w:ascii="Times New Roman" w:hAnsi="Times New Roman" w:cs="Times New Roman"/>
-          <w:bCs/>
-          <w:iCs/>
-          <w:sz w:val="24"/>
-          <w:szCs w:val="24"/>
-        </w:rPr>
-        <w:t>3.1.  Вся рекламно-информационная и/или сувенирная продукция должна быть новой (все составные части товара должны быть новыми, не восстановленными и не содержать восстановленных элементов, не должны иметь дефектов, не должны быть бывшими в употреблении) и поставляется по месту нахождения Заказчика.</w:t>
-      </w:r>
-    </w:p>
-    <w:p>
-      <w:pPr>
-        <w:spacing w:after="0" w:line="276" w:lineRule="auto"/>
-        <w:ind w:firstLine="708"/>
-        <w:rPr>
-          <w:rFonts w:ascii="Times New Roman" w:hAnsi="Times New Roman" w:cs="Times New Roman"/>
-          <w:sz w:val="24"/>
-          <w:szCs w:val="24"/>
-        </w:rPr>
-      </w:pPr>
-      <w:r>
-        <w:rPr>
-          <w:rFonts w:ascii="Times New Roman" w:hAnsi="Times New Roman" w:cs="Times New Roman"/>
-          <w:sz w:val="24"/>
-          <w:szCs w:val="24"/>
-        </w:rPr>
-        <w:t xml:space="preserve">3.2. Исполнитель обеспечивает упаковку продукции, способную предотвратить её повреждение или порчу во время перевозки к конечному пункту назначения. </w:t>
-      </w:r>
-    </w:p>
-    <w:p>
-      <w:pPr>
-        <w:spacing w:after="0" w:line="276" w:lineRule="auto"/>
-        <w:ind w:firstLine="708"/>
-        <w:rPr>
-          <w:rFonts w:ascii="Times New Roman" w:hAnsi="Times New Roman" w:cs="Times New Roman"/>
-          <w:sz w:val="24"/>
-          <w:szCs w:val="24"/>
-        </w:rPr>
-      </w:pPr>
-      <w:r>
-        <w:rPr>
-          <w:rFonts w:ascii="Times New Roman" w:hAnsi="Times New Roman" w:cs="Times New Roman"/>
-          <w:sz w:val="24"/>
-          <w:szCs w:val="24"/>
-        </w:rPr>
-        <w:t>3.3. В случае обнаружения не качественной продукции Исполнитель обязуется заменить её на качественную без дополнительной оплаты в течение 7 (Семи) календарных дней.</w:t>
-      </w:r>
-    </w:p>
-    <w:p>
-      <w:pPr>
-        <w:spacing w:after="0" w:line="276" w:lineRule="auto"/>
-        <w:rPr>
-          <w:rFonts w:ascii="Times New Roman" w:hAnsi="Times New Roman" w:cs="Times New Roman"/>
-          <w:sz w:val="24"/>
-          <w:szCs w:val="24"/>
-        </w:rPr>
-      </w:pPr>
-    </w:p>
-    <w:p>
-      <w:pPr>
-        <w:spacing w:after="0" w:line="276" w:lineRule="auto"/>
-        <w:ind w:firstLine="708"/>
-        <w:rPr>
-          <w:rFonts w:ascii="Times New Roman" w:hAnsi="Times New Roman" w:cs="Times New Roman"/>
-          <w:b/>
-          <w:bCs/>
-          <w:sz w:val="24"/>
-          <w:szCs w:val="24"/>
-        </w:rPr>
-      </w:pPr>
-      <w:r>
-        <w:rPr>
-          <w:rFonts w:ascii="Times New Roman" w:hAnsi="Times New Roman" w:cs="Times New Roman"/>
-          <w:b/>
-          <w:bCs/>
-          <w:sz w:val="24"/>
-          <w:szCs w:val="24"/>
-        </w:rPr>
-        <w:t>4. Требования к оформлению отчетности:</w:t>
-      </w:r>
-    </w:p>
-    <w:p>
-      <w:pPr>
-        <w:spacing w:after="0" w:line="276" w:lineRule="auto"/>
-        <w:ind w:firstLine="708"/>
-        <w:rPr>
-          <w:rFonts w:ascii="Times New Roman" w:hAnsi="Times New Roman" w:cs="Times New Roman"/>
-          <w:bCs/>
-          <w:sz w:val="24"/>
-          <w:szCs w:val="24"/>
-        </w:rPr>
-      </w:pPr>
-      <w:r>
-        <w:rPr>
-          <w:rFonts w:ascii="Times New Roman" w:hAnsi="Times New Roman" w:cs="Times New Roman"/>
-          <w:bCs/>
-          <w:sz w:val="24"/>
-          <w:szCs w:val="24"/>
-        </w:rPr>
-        <w:t xml:space="preserve">4.1. </w:t>
-      </w:r>
-      <w:r>
-        <w:rPr>
-          <w:rFonts w:ascii="Times New Roman" w:hAnsi="Times New Roman" w:cs="Times New Roman"/>
-          <w:bCs/>
-          <w:sz w:val="24"/>
-          <w:szCs w:val="24"/>
-        </w:rPr>
-        <w:t xml:space="preserve">В течение 20 (двадцати) рабочих дней после </w:t>
-      </w:r>
-      <w:r>
-        <w:rPr>
-          <w:rFonts w:ascii="Times New Roman" w:hAnsi="Times New Roman" w:cs="Times New Roman"/>
-          <w:bCs/>
-          <w:sz w:val="24"/>
-          <w:szCs w:val="24"/>
-        </w:rPr>
-        <w:t>выполнения работ</w:t>
-      </w:r>
-      <w:r>
-        <w:rPr>
-          <w:rFonts w:ascii="Times New Roman" w:hAnsi="Times New Roman" w:cs="Times New Roman"/>
-          <w:bCs/>
-          <w:sz w:val="24"/>
-          <w:szCs w:val="24"/>
-        </w:rPr>
-        <w:t xml:space="preserve"> Исполнитель представляет Заказчику в письменном виде отчетные документы о</w:t>
-      </w:r>
-      <w:r>
-        <w:rPr>
-          <w:rFonts w:ascii="Times New Roman" w:hAnsi="Times New Roman" w:cs="Times New Roman"/>
-          <w:bCs/>
-          <w:sz w:val="24"/>
-          <w:szCs w:val="24"/>
-        </w:rPr>
-        <w:t xml:space="preserve"> выполненных работах. </w:t>
-      </w:r>
-      <w:r>
-        <w:rPr>
-          <w:rFonts w:ascii="Times New Roman" w:hAnsi="Times New Roman" w:cs="Times New Roman"/>
-          <w:bCs/>
-          <w:sz w:val="24"/>
-          <w:szCs w:val="24"/>
-        </w:rPr>
-        <w:t>Каждый отчетный документ должен быть прошит, пронумерован и заверен подписью и печатью Исполнителя.</w:t>
-      </w:r>
-      <w:r>
-        <w:rPr>
-          <w:rFonts w:ascii="Times New Roman" w:hAnsi="Times New Roman" w:cs="Times New Roman"/>
-          <w:sz w:val="24"/>
-          <w:szCs w:val="24"/>
-        </w:rPr>
-        <w:t xml:space="preserve"> </w:t>
-      </w:r>
-      <w:r>
-        <w:rPr>
-          <w:rFonts w:ascii="Times New Roman" w:hAnsi="Times New Roman" w:cs="Times New Roman"/>
-          <w:bCs/>
-          <w:sz w:val="24"/>
-          <w:szCs w:val="24"/>
-        </w:rPr>
-        <w:t>Отчётный документ должен содержать следующие документы:</w:t>
-      </w:r>
-    </w:p>
-    <w:p>
-      <w:pPr>
-        <w:spacing w:after="0" w:line="276" w:lineRule="auto"/>
-        <w:rPr>
-          <w:rFonts w:ascii="Times New Roman" w:hAnsi="Times New Roman" w:cs="Times New Roman"/>
-          <w:bCs/>
-          <w:sz w:val="24"/>
-          <w:szCs w:val="24"/>
-        </w:rPr>
-      </w:pPr>
-      <w:r>
-        <w:rPr>
-          <w:rFonts w:ascii="Times New Roman" w:hAnsi="Times New Roman" w:cs="Times New Roman"/>
-          <w:bCs/>
-          <w:sz w:val="24"/>
-          <w:szCs w:val="24"/>
-        </w:rPr>
-        <w:t>- Анкета заявителя</w:t>
-      </w:r>
-    </w:p>
-    <w:p>
-      <w:pPr>
-        <w:spacing w:after="0" w:line="276" w:lineRule="auto"/>
-        <w:rPr>
-          <w:rFonts w:ascii="Times New Roman" w:hAnsi="Times New Roman" w:cs="Times New Roman"/>
-          <w:sz w:val="24"/>
-          <w:szCs w:val="24"/>
-        </w:rPr>
-      </w:pPr>
-    </w:p>
-    <w:p>
-      <w:pPr>
-        <w:spacing w:after="0" w:line="276" w:lineRule="auto"/>
-        <w:rPr>
-          <w:rFonts w:ascii="Times New Roman" w:hAnsi="Times New Roman" w:cs="Times New Roman"/>
-          <w:bCs/>
-          <w:sz w:val="24"/>
-          <w:szCs w:val="24"/>
-        </w:rPr>
-      </w:pPr>
-      <w:r>
-        <w:rPr>
-          <w:rFonts w:ascii="Times New Roman" w:hAnsi="Times New Roman" w:cs="Times New Roman"/>
-          <w:bCs/>
-          <w:sz w:val="24"/>
-          <w:szCs w:val="24"/>
-        </w:rPr>
-        <w:t xml:space="preserve">- </w:t>
-      </w:r>
-      <w:r>
-        <w:rPr>
-          <w:rFonts w:ascii="Times New Roman" w:hAnsi="Times New Roman" w:cs="Times New Roman"/>
-          <w:bCs/>
-          <w:sz w:val="24"/>
-          <w:szCs w:val="24"/>
-        </w:rPr>
-        <w:t>С</w:t>
-      </w:r>
-      <w:r>
-        <w:rPr>
-          <w:rFonts w:ascii="Times New Roman" w:hAnsi="Times New Roman" w:cs="Times New Roman"/>
-          <w:bCs/>
-          <w:sz w:val="24"/>
-          <w:szCs w:val="24"/>
-        </w:rPr>
-        <w:t>огласование макета изготавливаемой сувенирной продукции</w:t>
-      </w:r>
-    </w:p>
-    <w:p>
-      <w:pPr>
-        <w:spacing w:after="0" w:line="276" w:lineRule="auto"/>
-        <w:rPr>
-          <w:rFonts w:ascii="Times New Roman" w:hAnsi="Times New Roman" w:cs="Times New Roman"/>
-          <w:bCs/>
-          <w:sz w:val="24"/>
-          <w:szCs w:val="24"/>
-        </w:rPr>
-      </w:pPr>
-      <w:r>
-        <w:rPr>
-          <w:rFonts w:ascii="Times New Roman" w:hAnsi="Times New Roman" w:cs="Times New Roman"/>
-          <w:bCs/>
-          <w:sz w:val="24"/>
-          <w:szCs w:val="24"/>
-        </w:rPr>
-        <w:t xml:space="preserve">- Фото изготовленной </w:t>
-      </w:r>
-      <w:r>
-        <w:rPr>
-          <w:rFonts w:ascii="Times New Roman" w:hAnsi="Times New Roman" w:cs="Times New Roman"/>
-          <w:sz w:val="24"/>
-          <w:szCs w:val="24"/>
-        </w:rPr>
-        <w:t>рекламно-информационной и/или сувенирной продукции</w:t>
-      </w:r>
-      <w:r>
-        <w:rPr>
-          <w:rFonts w:ascii="Times New Roman" w:hAnsi="Times New Roman" w:cs="Times New Roman"/>
-          <w:sz w:val="24"/>
-          <w:szCs w:val="24"/>
-        </w:rPr>
-        <w:t>.</w:t>
-      </w:r>
     </w:p>
     <w:p>
       <w:pPr>
@@ -4798,7 +4536,6 @@
                       <w:szCs w:val="20"/>
                       <w:lang w:val="en-US"/>
                     </w:rPr>
-                    <w:lastRenderedPageBreak/>
                     <w:t>_______________ {</w:t>
                   </w:r>
                   <w:proofErr w:type="spellStart"/>
@@ -4901,7 +4638,6 @@
                       <w:szCs w:val="20"/>
                       <w:lang w:val="en-US"/>
                     </w:rPr>
-                    <w:lastRenderedPageBreak/>
                     <w:t>{</w:t>
                   </w:r>
                   <w:proofErr w:type="spellStart"/>
@@ -4953,7 +4689,6 @@
                       <w:szCs w:val="20"/>
                       <w:lang w:val="en-US"/>
                     </w:rPr>
-                    <w:lastRenderedPageBreak/>
                     <w:t>_______________ {</w:t>
                   </w:r>
                   <w:proofErr w:type="spellStart"/>
@@ -5053,7 +4788,6 @@
                       <w:szCs w:val="20"/>
                       <w:lang w:val="en-US"/>
                     </w:rPr>
-                    <w:lastRenderedPageBreak/>
                     <w:t>{</w:t>
                   </w:r>
                   <w:proofErr w:type="spellStart"/>
@@ -5105,7 +4839,6 @@
                       <w:szCs w:val="20"/>
                       <w:lang w:val="en-US"/>
                     </w:rPr>
-                    <w:lastRenderedPageBreak/>
                     <w:t>_______________ {</w:t>
                   </w:r>
                   <w:proofErr w:type="spellStart"/>
